--- a/docs/specifications/narratiq-ai-product-and-technical-documentation.docx
+++ b/docs/specifications/narratiq-ai-product-and-technical-documentation.docx
@@ -131,7 +131,19 @@
               <w:pStyle w:val="Compact"/>
             </w:pPr>
             <w:r>
-              <w:t xml:space="preserve">2026-10-01</w:t>
+              <w:t xml:space="preserve">2026-10-01; facts corrected 2026-10-03 (Stage 12 remediation Tranche 3: OCR, Next.js 15, migration</w:t>
+            </w:r>
+            <w:r>
+              <w:t xml:space="preserve"> </w:t>
+            </w:r>
+            <w:r>
+              <w:rPr>
+                <w:rStyle w:val="VerbatimChar"/>
+              </w:rPr>
+              <w:t xml:space="preserve">0027</w:t>
+            </w:r>
+            <w:r>
+              <w:t xml:space="preserve">, streaming routes off, vLLM on loopback)</w:t>
             </w:r>
           </w:p>
         </w:tc>
@@ -741,7 +753,7 @@
               <w:pStyle w:val="Compact"/>
             </w:pPr>
             <w:r>
-              <w:t xml:space="preserve">Selection transforms: refine, tone, emotion, age adaptation, style, author-inspired style, translation (all streaming)</w:t>
+              <w:t xml:space="preserve">Selection transforms: refine, tone, emotion, age adaptation, style, author-inspired style, translation</w:t>
             </w:r>
           </w:p>
         </w:tc>
@@ -994,23 +1006,7 @@
               <w:pStyle w:val="Compact"/>
             </w:pPr>
             <w:r>
-              <w:t xml:space="preserve">⚠️ Upload, review and injection are built;</w:t>
-            </w:r>
-            <w:r>
-              <w:t xml:space="preserve"> </w:t>
-            </w:r>
-            <w:r>
-              <w:rPr>
-                <w:b/>
-                <w:bCs/>
-              </w:rPr>
-              <w:t xml:space="preserve">extraction currently fails</w:t>
-            </w:r>
-            <w:r>
-              <w:t xml:space="preserve"> </w:t>
-            </w:r>
-            <w:r>
-              <w:t xml:space="preserve">(High defect, §4.5)</w:t>
+              <w:t xml:space="preserve">✅ Extraction fixed in Stage 12 (A2, §4.5); handwriting quality not yet measured</w:t>
             </w:r>
           </w:p>
         </w:tc>
@@ -1315,7 +1311,7 @@
         <w:rPr>
           <w:rStyle w:val="VerbatimChar"/>
         </w:rPr>
-        <w:t xml:space="preserve">vLLM :9001        →   FastAPI :8000                          →   Next.js 14 :3000</w:t>
+        <w:t xml:space="preserve">vLLM :9001        →   FastAPI :8000                          →   Next.js 15 :3000</w:t>
       </w:r>
       <w:r>
         <w:br/>
@@ -1489,7 +1485,7 @@
               <w:pStyle w:val="Compact"/>
             </w:pPr>
             <w:r>
-              <w:t xml:space="preserve">Next.js 14 (App Router)</w:t>
+              <w:t xml:space="preserve">Next.js 15.5 (App Router), React 18.3</w:t>
             </w:r>
           </w:p>
         </w:tc>
@@ -1544,7 +1540,7 @@
               <w:pStyle w:val="Compact"/>
             </w:pPr>
             <w:r>
-              <w:t xml:space="preserve">Autosave, streaming insert, Draft / Edit / Reading modes</w:t>
+              <w:t xml:space="preserve">Autosave, Draft / Edit / Reading modes</w:t>
             </w:r>
           </w:p>
         </w:tc>
@@ -2168,13 +2164,13 @@
               <w:rPr>
                 <w:rStyle w:val="VerbatimChar"/>
               </w:rPr>
-              <w:t xml:space="preserve">0026</w:t>
+              <w:t xml:space="preserve">0027</w:t>
             </w:r>
             <w:r>
               <w:t xml:space="preserve"> </w:t>
             </w:r>
             <w:r>
-              <w:t xml:space="preserve">(22 migrations)</w:t>
+              <w:t xml:space="preserve">(23 migrations)</w:t>
             </w:r>
           </w:p>
         </w:tc>
@@ -4322,7 +4318,7 @@
         </w:numPr>
       </w:pPr>
       <w:r>
-        <w:t xml:space="preserve">refine, tone (9 categories), emotion (6, with intensity), age adaptation, style, author-inspired style and translation, all streaming</w:t>
+        <w:t xml:space="preserve">refine, tone (9 categories), emotion (6, with intensity), age adaptation, style, author-inspired style and translation</w:t>
       </w:r>
     </w:p>
     <w:p>
@@ -5027,13 +5023,13 @@
       </w:r>
     </w:p>
     <w:bookmarkEnd w:id="30"/>
-    <w:bookmarkStart w:id="32" w:name="Xd738ac605bfec6c92c2e8e40a845e72ea8ded0a"/>
+    <w:bookmarkStart w:id="32" w:name="Xe679033c6ec7f168dcd77930ecda8a2b399852e"/>
     <w:p>
       <w:pPr>
         <w:pStyle w:val="Heading3"/>
       </w:pPr>
       <w:r>
-        <w:t xml:space="preserve">4.5 Current OCR defect</w:t>
+        <w:t xml:space="preserve">4.5 OCR extraction (fixed in Stage 12)</w:t>
       </w:r>
     </w:p>
     <w:p>
@@ -5041,23 +5037,7 @@
         <w:pStyle w:val="FirstParagraph"/>
       </w:pPr>
       <w:r>
-        <w:t xml:space="preserve">⚠️</w:t>
-      </w:r>
-      <w:r>
-        <w:t xml:space="preserve"> </w:t>
-      </w:r>
-      <w:r>
-        <w:rPr>
-          <w:b/>
-          <w:bCs/>
-        </w:rPr>
-        <w:t xml:space="preserve">High:</w:t>
-      </w:r>
-      <w:r>
-        <w:t xml:space="preserve"> </w:t>
-      </w:r>
-      <w:r>
-        <w:t xml:space="preserve">every OCR extraction currently fails with "OCR processing failed". GOT-OCR2.0's remote code uses an attribute (</w:t>
+        <w:t xml:space="preserve">Until 2026-10-02 every OCR extraction failed with "OCR processing failed": GOT-OCR2.0's remote code uses cache members (</w:t>
       </w:r>
       <w:r>
         <w:rPr>
@@ -5066,6 +5046,18 @@
         <w:t xml:space="preserve">DynamicCache.seen_tokens</w:t>
       </w:r>
       <w:r>
+        <w:t xml:space="preserve">,</w:t>
+      </w:r>
+      <w:r>
+        <w:t xml:space="preserve"> </w:t>
+      </w:r>
+      <w:r>
+        <w:rPr>
+          <w:rStyle w:val="VerbatimChar"/>
+        </w:rPr>
+        <w:t xml:space="preserve">get_max_length</w:t>
+      </w:r>
+      <w:r>
         <w:t xml:space="preserve">) that the</w:t>
       </w:r>
       <w:r>
@@ -5081,7 +5073,22 @@
         <w:t xml:space="preserve"> </w:t>
       </w:r>
       <w:r>
-        <w:t xml:space="preserve">version required by vLLM 0.9.2 no longer provides. Upload, review and injection are unaffected, but no text reaches them. Tracked in</w:t>
+        <w:t xml:space="preserve">version required by vLLM 0.9.2 no longer provides. Since Stage 12 remediation A2,</w:t>
+      </w:r>
+      <w:r>
+        <w:t xml:space="preserve"> </w:t>
+      </w:r>
+      <w:r>
+        <w:rPr>
+          <w:rStyle w:val="VerbatimChar"/>
+        </w:rPr>
+        <w:t xml:space="preserve">ocr_service</w:t>
+      </w:r>
+      <w:r>
+        <w:t xml:space="preserve"> </w:t>
+      </w:r>
+      <w:r>
+        <w:t xml:space="preserve">restores them before the model is used, and a real extraction was verified on the A40. GOT-OCR needs a GPU; handwriting quality has not been measured. History in</w:t>
       </w:r>
       <w:r>
         <w:t xml:space="preserve"> </w:t>
@@ -6457,7 +6464,7 @@
         <w:pStyle w:val="FirstParagraph"/>
       </w:pPr>
       <w:r>
-        <w:t xml:space="preserve">All of these stream (a</w:t>
+        <w:t xml:space="preserve">Each returns its whole result in one response. A</w:t>
       </w:r>
       <w:r>
         <w:t xml:space="preserve"> </w:t>
@@ -6472,7 +6479,35 @@
         <w:t xml:space="preserve"> </w:t>
       </w:r>
       <w:r>
-        <w:t xml:space="preserve">variant exists for each):</w:t>
+        <w:t xml:space="preserve">variant exists for each but is</w:t>
+      </w:r>
+      <w:r>
+        <w:t xml:space="preserve"> </w:t>
+      </w:r>
+      <w:r>
+        <w:rPr>
+          <w:b/>
+          <w:bCs/>
+        </w:rPr>
+        <w:t xml:space="preserve">off by default</w:t>
+      </w:r>
+      <w:r>
+        <w:t xml:space="preserve"> </w:t>
+      </w:r>
+      <w:r>
+        <w:t xml:space="preserve">since Stage 12 (A3): it answers 404 unless</w:t>
+      </w:r>
+      <w:r>
+        <w:t xml:space="preserve"> </w:t>
+      </w:r>
+      <w:r>
+        <w:rPr>
+          <w:rStyle w:val="VerbatimChar"/>
+        </w:rPr>
+        <w:t xml:space="preserve">AI_STREAM_ROUTES_ENABLED=true</w:t>
+      </w:r>
+      <w:r>
+        <w:t xml:space="preserve">, because it skips sentence locks, strength limits and the output checks. No screen uses it.</w:t>
       </w:r>
     </w:p>
     <w:p>
@@ -9761,7 +9796,7 @@
         <w:t xml:space="preserve"> </w:t>
       </w:r>
       <w:r>
-        <w:t xml:space="preserve">dependency advisories in vLLM 0.9.2 and Next.js 14. Fixing them needs major upgrades.</w:t>
+        <w:t xml:space="preserve">dependency advisories. Next.js moved to 15.5 (Stage 12 A5). vLLM 0.9.2 keeps its advisories and now listens on 127.0.0.1 only (A4), an accepted limitation for this release candidate. The remaining Highs are recorded as not reachable.</w:t>
       </w:r>
     </w:p>
     <w:p>
